--- a/job-application/Raya Holding/Moamen_Basyoni_CV_Raya_Holding.docx
+++ b/job-application/Raya Holding/Moamen_Basyoni_CV_Raya_Holding.docx
@@ -58,7 +58,7 @@
         <w:pStyle w:val="FirstParagraph"/>
       </w:pPr>
       <w:r>
-        <w:t xml:space="preserve">.NET software engineer with around three years designing and building backend applications on ASP.NET Core and modern .NET (8/9/10), applying SOLID principles, design patterns, and Clean Architecture across a large enterprise codebase — with measurable engineering impact: a runtime business-rule engine that improved rule-execution performance by 45%, an API gateway that cut deployment downtime from two hours to fifteen minutes, and an OpenID Connect / OAuth2 identity server. Strong in C#, RESTful API design, Entity Framework Core over SQL Server, and microservices, with Docker and CI/CD in Azure DevOps. Comfortable across the stack with JavaScript and TypeScript; currently building hands-on Angular experience. Works in Agile / Scrum teams and uses AI-assisted development in daily delivery.</w:t>
+        <w:t xml:space="preserve">.NET software engineer with around three years designing and building backend applications on ASP.NET Core and modern .NET (8/9/10), applying SOLID principles, design patterns, and Clean Architecture across a large enterprise codebase — with measurable engineering impact: a runtime business-rule engine that improved rule-execution performance by 45%, an API gateway that cut deployment downtime from two hours to fifteen minutes, and an OpenID Connect / OAuth2 identity server. Strong in C#, RESTful API design, Entity Framework Core over SQL Server, and microservices, with Docker and CI/CD in Azure DevOps. Comfortable across the stack with JavaScript and TypeScript, and working proficiency in Angular. Works in Agile / Scrum teams and uses AI-assisted development in daily delivery.</w:t>
       </w:r>
     </w:p>
     <w:p>
@@ -390,7 +390,7 @@
         <w:t xml:space="preserve"> </w:t>
       </w:r>
       <w:r>
-        <w:t xml:space="preserve">JavaScript, TypeScript, jQuery, Ajax, HTML5, CSS3; Angular (in progress)</w:t>
+        <w:t xml:space="preserve">JavaScript, TypeScript, Angular (working proficiency), jQuery, Ajax, HTML5, CSS3</w:t>
       </w:r>
     </w:p>
     <w:p>
